--- a/preliminary answermodel.docx
+++ b/preliminary answermodel.docx
@@ -38,7 +38,23 @@
           <w:kern w:val="0"/>
           <w:lang w:val="en-GB"/>
         </w:rPr>
-        <w:t xml:space="preserve"> 1. a pump or via 2. an orifice. The orifice is free but can only be used when the sea level is lower than the basin level, which is in the beginning and at the end. The exact hours differ based on how much you discharge at which hours. The optimal solution uses the orifice as much as possible, which means that it should only start pumping AFTER the sea level is higher than the basin level, and when tide has turned, and the sea level is back below the basin level (sea =0.4, basin = 0.5), than you would want to have pumped the least possible in the time the sea level was higher, and therefore the basin should be filled fully until then. How the pumping is distributed in between — i.e. when it is high tide — does not really matter. Now, I have asked a chatbot about this example, and it has given answers in .md format. I want you to check them, this is the answer sheet. First the layout of the answers; every time a line begins with ‘user:’, a question is asked. Except from the first time, this is just the initialisation. Then, it asks 4 questions in one go, and after that it asks 5 more questions sequentially. These are the questions: </w:t>
+        <w:t xml:space="preserve"> 1. a pump or via 2. an orifice. The orifice is free but can only be used when the sea level is lower than the basin level, which is in the beginning and at the end. The exact hours differ based on how much you discharge at which hours. The optimal solution uses the orifice as much as possible, which means that it should only start pumping AFTER the sea level is higher than the basin level, and when tide has turned, and the sea level is back below the basin level (sea =0.4, basin = 0.5), than you would want to have pumped the least possible in the time the sea level was higher, and therefore the basin should be filled fully until then. How the pumping is distributed in between — i.e. when it is high tide — does not really matter. Now, I have asked a chatbot about this example, and it has given answers in .md format. I want you to check them, this is the answer sheet. First the layout of the answers; every time a line begins with ‘user:’, a question is asked. Except from the first time, this is just the initialisation. Then, it asks 4 questions in one go, and after that it asks </w:t>
+      </w:r>
+      <w:r>
+        <w:rPr>
+          <w:rFonts w:cs="AppleSystemUIFont"/>
+          <w:kern w:val="0"/>
+          <w:lang w:val="en-GB"/>
+        </w:rPr>
+        <w:t>4</w:t>
+      </w:r>
+      <w:r>
+        <w:rPr>
+          <w:rFonts w:cs="AppleSystemUIFont"/>
+          <w:kern w:val="0"/>
+          <w:lang w:val="en-GB"/>
+        </w:rPr>
+        <w:t xml:space="preserve"> more questions sequentially. These are the questions: </w:t>
       </w:r>
     </w:p>
     <w:p>
